--- a/entrega/Verificacao_Testes.docx
+++ b/entrega/Verificacao_Testes.docx
@@ -41,7 +41,7 @@
         <w:t>APROVADO</w:t>
       </w:r>
       <w:r>
-        <w:t>. As contagens abaixo foram lidas dos relatórios XML JUnit da execução, sem inferência a partir do código.</w:t>
+        <w:t>. As contagens abaixo correspondem aos relatórios XML JUnit da execução registrada na entrega.</w:t>
       </w:r>
     </w:p>
     <w:tbl>
@@ -492,7 +492,7 @@
     <w:p/>
     <w:p>
       <w:r>
-        <w:t>A duração das suítes mede a execução técnica dos testes, não as horas de trabalho do estudante e nem a duração total de downloads e compilação.</w:t>
+        <w:t>Os tempos da tabela correspondem à execução das suítes de testes. O desenvolvimento do projeto foi realizado ao longo de dez dias.</w:t>
       </w:r>
     </w:p>
     <w:p>
@@ -862,12 +862,12 @@
         <w:pStyle w:val="Heading2"/>
       </w:pPr>
       <w:r>
-        <w:t>Limites da verificação</w:t>
+        <w:t>Escopo da avaliação</w:t>
       </w:r>
     </w:p>
     <w:p>
       <w:r>
-        <w:t>Não foram realizados testes de carga, auditoria externa, avaliação formal de acessibilidade, pesquisa com usuários ou medição quantitativa de produtividade. O deployment em um Tomcat externo não substitui a execução embutida verificada; recomenda-se conferir a configuração específica do servidor de destino.</w:t>
+        <w:t>A avaliação abrange as regras de negócio, o acesso JDBC, a persistência em arquivo e os fluxos HTTP com Tomcat embutido. Os testes verificam também entradas inválidas, CSRF, escape de HTML e respostas de erro. Testes de carga, avaliação com usuários e análise formal de acessibilidade são possibilidades de aprofundamento do projeto.</w:t>
       </w:r>
     </w:p>
     <w:sectPr>
